--- a/uploads/Proposta/PropostaCAEX_BEAUTY FAIR_.docx
+++ b/uploads/Proposta/PropostaCAEX_BEAUTY FAIR_.docx
@@ -389,7 +389,7 @@
                 <w:szCs w:val="24"/>
                 <w:u w:val="single"/>
               </w:rPr>
-              <w:t xml:space="preserve">30/08/2025 ATÉ: 30/08/2025</w:t>
+              <w:t xml:space="preserve">29/08/2026 ATÉ: 29/08/2026</w:t>
             </w:r>
           </w:p>
         </w:tc>
@@ -445,7 +445,7 @@
                 <w:szCs w:val="24"/>
                 <w:u w:val="single"/>
               </w:rPr>
-              <w:t xml:space="preserve">31/08/2025 ATÉ: 05/09/2025</w:t>
+              <w:t xml:space="preserve">30/08/2026 ATÉ: 04/09/2026</w:t>
             </w:r>
           </w:p>
         </w:tc>
@@ -501,7 +501,7 @@
                 <w:szCs w:val="24"/>
                 <w:u w:val="single"/>
               </w:rPr>
-              <w:t xml:space="preserve">06/09/2025 ATÉ: 09/09/2025</w:t>
+              <w:t xml:space="preserve">05/09/2026 ATÉ: 08/09/2026</w:t>
             </w:r>
           </w:p>
         </w:tc>
@@ -564,7 +564,7 @@
                 <w:szCs w:val="24"/>
                 <w:u w:val="single"/>
               </w:rPr>
-              <w:t xml:space="preserve">10/09/2025 ATÉ: 11/09/2025</w:t>
+              <w:t xml:space="preserve">09/09/2026 ATÉ: 10/09/2026</w:t>
             </w:r>
           </w:p>
         </w:tc>
@@ -944,7 +944,7 @@
           <w:sz w:val="24"/>
           <w:szCs w:val="24"/>
         </w:rPr>
-        <w:t xml:space="preserve">• 1 Atendente De Caex -Mono, (CAIXA), 9 Diária(s), de: 01/09/2025 até: 09/09/2025</w:t>
+        <w:t xml:space="preserve">• 1 Atendente De Caex -Mono, (CAIXA), 9 Diária(s), de: 31/08/2026 até: 08/09/2026</w:t>
       </w:r>
     </w:p>
     <w:p>
@@ -964,7 +964,7 @@
           <w:sz w:val="24"/>
           <w:szCs w:val="24"/>
         </w:rPr>
-        <w:t xml:space="preserve">• 1 Atendente De Caex -Mono, (CAIXA), 9 Diária(s), de: 01/09/2025 até: 09/09/2025</w:t>
+        <w:t xml:space="preserve">• 1 Staff, (CONTROLE DE ACESSO), 9 Diária(s), de: 31/08/2026 até: 08/09/2026</w:t>
       </w:r>
     </w:p>
     <w:p>
@@ -984,7 +984,7 @@
           <w:sz w:val="24"/>
           <w:szCs w:val="24"/>
         </w:rPr>
-        <w:t xml:space="preserve">• 1 Atendente De Caex -Mono, (CAIXA), 9 Diária(s), de: 01/09/2025 até: 09/09/2025</w:t>
+        <w:t xml:space="preserve">• 2 Atendente De Caex -Mono, (PAV AMARELO), 9 Diária(s), de: 31/08/2026 até: 08/09/2026</w:t>
       </w:r>
     </w:p>
     <w:p>
@@ -1004,7 +1004,7 @@
           <w:sz w:val="24"/>
           <w:szCs w:val="24"/>
         </w:rPr>
-        <w:t xml:space="preserve">• 1 Staff, (CONTROLE DE ACESSO), 9 Diária(s), de: 01/09/2025 até: 09/09/2025</w:t>
+        <w:t xml:space="preserve">• 6 Atendente De Caex -Mono, (PRINCIPAL), 9 Diária(s), de: 31/08/2026 até: 08/09/2026</w:t>
       </w:r>
     </w:p>
     <w:p>
@@ -1024,7 +1024,7 @@
           <w:sz w:val="24"/>
           <w:szCs w:val="24"/>
         </w:rPr>
-        <w:t xml:space="preserve">• 1 Staff, (CONTROLE DE ACESSO), 9 Diária(s), de: 01/09/2025 até: 09/09/2025</w:t>
+        <w:t xml:space="preserve">• 2 Assistente De Atendimento - Pré Evento, 90 Diária(s), de: 02/06/2026 até: 30/08/2026</w:t>
       </w:r>
     </w:p>
     <w:p>
@@ -1044,7 +1044,7 @@
           <w:sz w:val="24"/>
           <w:szCs w:val="24"/>
         </w:rPr>
-        <w:t xml:space="preserve">• 1 Staff, (CONTROLE DE ACESSO), 9 Diária(s), de: 01/09/2025 até: 09/09/2025</w:t>
+        <w:t xml:space="preserve">• 1 Sistema De Caex, 1 Diária(s), de: 31/08/2026 até: 31/08/2026</w:t>
       </w:r>
     </w:p>
     <w:p>
@@ -1064,227 +1064,7 @@
           <w:sz w:val="24"/>
           <w:szCs w:val="24"/>
         </w:rPr>
-        <w:t xml:space="preserve">• 2 Atendente De Caex -Mono, (PAV AMARELO), 7 Diária(s), de: 03/09/2025 até: 09/09/2025</w:t>
-      </w:r>
-    </w:p>
-    <w:p>
-      <w:pPr>
-        <w:pStyle w:val="PargrafodaLista"/>
-        <w:spacing w:line="285" w:lineRule="atLeast"/>
-        <w:ind w:left="0"/>
-        <w:rPr>
-          <w:rFonts w:ascii="Abel" w:hAnsi="Abel"/>
-          <w:sz w:val="24"/>
-          <w:szCs w:val="24"/>
-        </w:rPr>
-      </w:pPr>
-      <w:r>
-        <w:rPr>
-          <w:rFonts w:ascii="Abel" w:hAnsi="Abel"/>
-          <w:sz w:val="24"/>
-          <w:szCs w:val="24"/>
-        </w:rPr>
-        <w:t xml:space="preserve">• 2 Atendente De Caex -Mono, (PAV AMARELO), 7 Diária(s), de: 03/09/2025 até: 09/09/2025</w:t>
-      </w:r>
-    </w:p>
-    <w:p>
-      <w:pPr>
-        <w:pStyle w:val="PargrafodaLista"/>
-        <w:spacing w:line="285" w:lineRule="atLeast"/>
-        <w:ind w:left="0"/>
-        <w:rPr>
-          <w:rFonts w:ascii="Abel" w:hAnsi="Abel"/>
-          <w:sz w:val="24"/>
-          <w:szCs w:val="24"/>
-        </w:rPr>
-      </w:pPr>
-      <w:r>
-        <w:rPr>
-          <w:rFonts w:ascii="Abel" w:hAnsi="Abel"/>
-          <w:sz w:val="24"/>
-          <w:szCs w:val="24"/>
-        </w:rPr>
-        <w:t xml:space="preserve">• 2 Atendente De Caex -Mono, (PAV AMARELO), 7 Diária(s), de: 03/09/2025 até: 09/09/2025</w:t>
-      </w:r>
-    </w:p>
-    <w:p>
-      <w:pPr>
-        <w:pStyle w:val="PargrafodaLista"/>
-        <w:spacing w:line="285" w:lineRule="atLeast"/>
-        <w:ind w:left="0"/>
-        <w:rPr>
-          <w:rFonts w:ascii="Abel" w:hAnsi="Abel"/>
-          <w:sz w:val="24"/>
-          <w:szCs w:val="24"/>
-        </w:rPr>
-      </w:pPr>
-      <w:r>
-        <w:rPr>
-          <w:rFonts w:ascii="Abel" w:hAnsi="Abel"/>
-          <w:sz w:val="24"/>
-          <w:szCs w:val="24"/>
-        </w:rPr>
-        <w:t xml:space="preserve">• 2 Assistente De Atendimento - Pré Evento, 60 Diária(s), de: 03/07/2025 até: 31/08/2025</w:t>
-      </w:r>
-    </w:p>
-    <w:p>
-      <w:pPr>
-        <w:pStyle w:val="PargrafodaLista"/>
-        <w:spacing w:line="285" w:lineRule="atLeast"/>
-        <w:ind w:left="0"/>
-        <w:rPr>
-          <w:rFonts w:ascii="Abel" w:hAnsi="Abel"/>
-          <w:sz w:val="24"/>
-          <w:szCs w:val="24"/>
-        </w:rPr>
-      </w:pPr>
-      <w:r>
-        <w:rPr>
-          <w:rFonts w:ascii="Abel" w:hAnsi="Abel"/>
-          <w:sz w:val="24"/>
-          <w:szCs w:val="24"/>
-        </w:rPr>
-        <w:t xml:space="preserve">• 2 Assistente De Atendimento - Pré Evento, 60 Diária(s), de: 03/07/2025 até: 31/08/2025</w:t>
-      </w:r>
-    </w:p>
-    <w:p>
-      <w:pPr>
-        <w:pStyle w:val="PargrafodaLista"/>
-        <w:spacing w:line="285" w:lineRule="atLeast"/>
-        <w:ind w:left="0"/>
-        <w:rPr>
-          <w:rFonts w:ascii="Abel" w:hAnsi="Abel"/>
-          <w:sz w:val="24"/>
-          <w:szCs w:val="24"/>
-        </w:rPr>
-      </w:pPr>
-      <w:r>
-        <w:rPr>
-          <w:rFonts w:ascii="Abel" w:hAnsi="Abel"/>
-          <w:sz w:val="24"/>
-          <w:szCs w:val="24"/>
-        </w:rPr>
-        <w:t xml:space="preserve">• 2 Assistente De Atendimento - Pré Evento, 60 Diária(s), de: 03/07/2025 até: 31/08/2025</w:t>
-      </w:r>
-    </w:p>
-    <w:p>
-      <w:pPr>
-        <w:pStyle w:val="PargrafodaLista"/>
-        <w:spacing w:line="285" w:lineRule="atLeast"/>
-        <w:ind w:left="0"/>
-        <w:rPr>
-          <w:rFonts w:ascii="Abel" w:hAnsi="Abel"/>
-          <w:sz w:val="24"/>
-          <w:szCs w:val="24"/>
-        </w:rPr>
-      </w:pPr>
-      <w:r>
-        <w:rPr>
-          <w:rFonts w:ascii="Abel" w:hAnsi="Abel"/>
-          <w:sz w:val="24"/>
-          <w:szCs w:val="24"/>
-        </w:rPr>
-        <w:t xml:space="preserve">• 6 Atendente De Caex -Mono, 9 Diária(s), de: 01/09/2025 até: 09/09/2025</w:t>
-      </w:r>
-    </w:p>
-    <w:p>
-      <w:pPr>
-        <w:pStyle w:val="PargrafodaLista"/>
-        <w:spacing w:line="285" w:lineRule="atLeast"/>
-        <w:ind w:left="0"/>
-        <w:rPr>
-          <w:rFonts w:ascii="Abel" w:hAnsi="Abel"/>
-          <w:sz w:val="24"/>
-          <w:szCs w:val="24"/>
-        </w:rPr>
-      </w:pPr>
-      <w:r>
-        <w:rPr>
-          <w:rFonts w:ascii="Abel" w:hAnsi="Abel"/>
-          <w:sz w:val="24"/>
-          <w:szCs w:val="24"/>
-        </w:rPr>
-        <w:t xml:space="preserve">• 6 Atendente De Caex -Mono, 9 Diária(s), de: 01/09/2025 até: 09/09/2025</w:t>
-      </w:r>
-    </w:p>
-    <w:p>
-      <w:pPr>
-        <w:pStyle w:val="PargrafodaLista"/>
-        <w:spacing w:line="285" w:lineRule="atLeast"/>
-        <w:ind w:left="0"/>
-        <w:rPr>
-          <w:rFonts w:ascii="Abel" w:hAnsi="Abel"/>
-          <w:sz w:val="24"/>
-          <w:szCs w:val="24"/>
-        </w:rPr>
-      </w:pPr>
-      <w:r>
-        <w:rPr>
-          <w:rFonts w:ascii="Abel" w:hAnsi="Abel"/>
-          <w:sz w:val="24"/>
-          <w:szCs w:val="24"/>
-        </w:rPr>
-        <w:t xml:space="preserve">• 6 Atendente De Caex -Mono, 9 Diária(s), de: 01/09/2025 até: 09/09/2025</w:t>
-      </w:r>
-    </w:p>
-    <w:p>
-      <w:pPr>
-        <w:pStyle w:val="PargrafodaLista"/>
-        <w:spacing w:line="285" w:lineRule="atLeast"/>
-        <w:ind w:left="0"/>
-        <w:rPr>
-          <w:rFonts w:ascii="Abel" w:hAnsi="Abel"/>
-          <w:sz w:val="24"/>
-          <w:szCs w:val="24"/>
-        </w:rPr>
-      </w:pPr>
-      <w:r>
-        <w:rPr>
-          <w:rFonts w:ascii="Abel" w:hAnsi="Abel"/>
-          <w:sz w:val="24"/>
-          <w:szCs w:val="24"/>
-        </w:rPr>
-        <w:t xml:space="preserve">• 1 Sistema De Caex, 1 Diária(s), de: 31/08/2025 até: 31/08/2025</w:t>
-      </w:r>
-    </w:p>
-    <w:p>
-      <w:pPr>
-        <w:pStyle w:val="PargrafodaLista"/>
-        <w:spacing w:line="285" w:lineRule="atLeast"/>
-        <w:ind w:left="0"/>
-        <w:rPr>
-          <w:rFonts w:ascii="Abel" w:hAnsi="Abel"/>
-          <w:sz w:val="24"/>
-          <w:szCs w:val="24"/>
-        </w:rPr>
-      </w:pPr>
-      <w:r>
-        <w:rPr>
-          <w:rFonts w:ascii="Abel" w:hAnsi="Abel"/>
-          <w:sz w:val="24"/>
-          <w:szCs w:val="24"/>
-        </w:rPr>
-        <w:t xml:space="preserve">• 1 Sistema De Caex, 1 Diária(s), de: 31/08/2025 até: 31/08/2025</w:t>
-      </w:r>
-    </w:p>
-    <w:p>
-      <w:pPr>
-        <w:pStyle w:val="PargrafodaLista"/>
-        <w:spacing w:line="285" w:lineRule="atLeast"/>
-        <w:ind w:left="0"/>
-        <w:rPr>
-          <w:rFonts w:ascii="Abel" w:hAnsi="Abel"/>
-          <w:sz w:val="24"/>
-          <w:szCs w:val="24"/>
-        </w:rPr>
-      </w:pPr>
-      <w:r>
-        <w:rPr>
-          <w:rFonts w:ascii="Abel" w:hAnsi="Abel"/>
-          <w:sz w:val="24"/>
-          <w:szCs w:val="24"/>
-        </w:rPr>
-        <w:t xml:space="preserve">• 1 Sistema De Caex, 1 Diária(s), de: 31/08/2025 até: 31/08/2025</w:t>
+        <w:t xml:space="preserve">• 1 TéCnico De Ti, 9 Diária(s), de: 31/08/2026 até: 08/09/2026</w:t>
       </w:r>
     </w:p>
     <w:p>
@@ -1541,7 +1321,7 @@
           <w:sz w:val="24"/>
           <w:szCs w:val="24"/>
         </w:rPr>
-        <w:t xml:space="preserve">2025</w:t>
+        <w:t xml:space="preserve">2026</w:t>
       </w:r>
       <w:r>
         <w:rPr>
@@ -1559,7 +1339,7 @@
           <w:sz w:val="24"/>
           <w:szCs w:val="24"/>
         </w:rPr>
-        <w:t xml:space="preserve">R$ 116.500,00</w:t>
+        <w:t xml:space="preserve">R$ 124.453,60</w:t>
       </w:r>
       <w:r>
         <w:rPr>
@@ -1738,7 +1518,7 @@
           <w:i/>
           <w:iCs/>
         </w:rPr>
-        <w:t xml:space="preserve">12/05/2026</w:t>
+        <w:t xml:space="preserve">21/08/2026</w:t>
       </w:r>
     </w:p>
     <w:p>

--- a/uploads/Proposta/PropostaCAEX_BEAUTY FAIR_.docx
+++ b/uploads/Proposta/PropostaCAEX_BEAUTY FAIR_.docx
@@ -1518,7 +1518,7 @@
           <w:i/>
           <w:iCs/>
         </w:rPr>
-        <w:t xml:space="preserve">21/08/2026</w:t>
+        <w:t xml:space="preserve">28/08/2026</w:t>
       </w:r>
     </w:p>
     <w:p>
